--- a/cf/sh/u/files/u018.docx
+++ b/cf/sh/u/files/u018.docx
@@ -20,7 +20,7 @@
     </w:p>
     <w:p>
       <w:r>
-        <w:t>請針對每個題目，把答案填在「回答：」後面（越具體越好）；填好後請放回您的部門資料夾即可，不需回信。</w:t>
+        <w:t>這份問卷是想更了解您的實際作業，好把您的 AI 助理做得更貼近需求。第一部分請把答案填在「回答：」後面（越具體越好）；第二部分只是先讓您了解，之後用的時候再一起調整，不用現在填。填好後放回您的部門資料夾即可，不需回信。</w:t>
       </w:r>
     </w:p>
     <w:p>
@@ -32,8 +32,16 @@
       </w:r>
     </w:p>
     <w:p>
+      <w:pPr>
+        <w:pStyle w:val="Heading2"/>
+      </w:pPr>
       <w:r>
-        <w:t>1. 博格報工的匯出欄位與方式為何？</w:t>
+        <w:t>一、請您提供或確認的事情</w:t>
+      </w:r>
+    </w:p>
+    <w:p>
+      <w:r>
+        <w:t>1. 博格系統的每日報工資料匯出後有哪些欄位（日期、人員、專案、工序、工時）？請附一張匯出畫面。EgentHub 對話框不能直接傳 Excel，要改成貼上或轉入知識庫。</w:t>
       </w:r>
     </w:p>
     <w:p>
@@ -43,7 +51,7 @@
     </w:p>
     <w:p>
       <w:r>
-        <w:t>2. 工時基準（標準工時、單日上限、應出勤天數、有效工序清單）為何？</w:t>
+        <w:t>2. 工時的『基準』請用白話講清楚：標準工時是多少、單日上限幾小時、每月應出勤幾天？有效的工序有哪些？請提供對照表。（提醒：這題基準不是 BOM）</w:t>
       </w:r>
     </w:p>
     <w:p>
@@ -53,7 +61,7 @@
     </w:p>
     <w:p>
       <w:r>
-        <w:t>3. 統計維度與圖表需求（人員/專案/工序、佔比如何定義）？</w:t>
+        <w:t>3. 統計希望用哪些維度看（人員、專案、工序）？『佔比』怎麼定義？</w:t>
       </w:r>
     </w:p>
     <w:p>
@@ -63,7 +71,7 @@
     </w:p>
     <w:p>
       <w:r>
-        <w:t>4. 超時、漏報的判定門檻與處理原則？</w:t>
+        <w:t>4. 做出來的 Excel 要發給哪些主管？有沒有固定格式或圖表模板？請提供一份範例。</w:t>
       </w:r>
     </w:p>
     <w:p>
@@ -73,7 +81,7 @@
     </w:p>
     <w:p>
       <w:r>
-        <w:t>5. 報表收發對象與既有範本？</w:t>
+        <w:t>5. 月報想不想附圖表？如果要，希望是哪種圖（長條、圓餅）？</w:t>
       </w:r>
     </w:p>
     <w:p>
@@ -82,13 +90,36 @@
       </w:r>
     </w:p>
     <w:p>
+      <w:pPr>
+        <w:pStyle w:val="Heading2"/>
+      </w:pPr>
       <w:r>
-        <w:t>6. 工時空白是列待補還是以 0 計？</w:t>
+        <w:t>二、要用了之後、跟 AI 一起調整的事情（先了解即可，不用現在填）</w:t>
       </w:r>
     </w:p>
     <w:p>
       <w:r>
-        <w:t>回答：</w:t>
+        <w:t>• 先拿一個月真實報工試跑，核對 AI 算的各人總工時、專案分布、與標準工時的差異對不對。</w:t>
+      </w:r>
+    </w:p>
+    <w:p>
+      <w:r>
+        <w:t>• 碰到工時空白、工序空白又超時（例如 9 小時）時，確認 AI 把空白標『待補』、超時標『異常』，不會自己補工時。</w:t>
+      </w:r>
+    </w:p>
+    <w:p>
+      <w:r>
+        <w:t>• 有效工序清單、工時基準有異動時更新給 AI。</w:t>
+      </w:r>
+    </w:p>
+    <w:p>
+      <w:r>
+        <w:t>• 統計口徑（佔比怎麼算、要不要含加班）如果跟你們不同，回饋給 AI 統一。</w:t>
+      </w:r>
+    </w:p>
+    <w:p>
+      <w:r>
+        <w:t>• 工時屬人事資料，用一段時間後檢查統計穩定度，再擴大應用範圍。</w:t>
       </w:r>
     </w:p>
     <w:p/>
